--- a/HuongDan_SuDung_NenNep.docx
+++ b/HuongDan_SuDung_NenNep.docx
@@ -94,7 +94,7 @@
           <w:sz w:val="24"/>
           <w:szCs w:val="24"/>
         </w:rPr>
-        <w:t xml:space="preserve">Phiên bản chuyên nghiệp 4.0 — Công nghệ Đồng bộ Đám mây</w:t>
+        <w:t xml:space="preserve">Phiên bản chuyên nghiệp 4.1.1 — Công nghệ Đồng bộ Đám mây</w:t>
       </w:r>
     </w:p>
     <w:p>

--- a/HuongDan_SuDung_NenNep.docx
+++ b/HuongDan_SuDung_NenNep.docx
@@ -94,7 +94,7 @@
           <w:sz w:val="24"/>
           <w:szCs w:val="24"/>
         </w:rPr>
-        <w:t xml:space="preserve">Phiên bản chuyên nghiệp 4.1.1 — Công nghệ Đồng bộ Đám mây</w:t>
+        <w:t xml:space="preserve">Phiên bản chuyên nghiệp 4.1.2 — Công nghệ Đồng bộ Đám mây</w:t>
       </w:r>
     </w:p>
     <w:p>
@@ -4998,7 +4998,7 @@
           <w:sz w:val="28"/>
           <w:szCs w:val="28"/>
         </w:rPr>
-        <w:t xml:space="preserve">Bước 6: Thiết lập Quy định chung &amp; Bảng điểm khen thưởng</w:t>
+        <w:t xml:space="preserve">Bước 6: Thiết lập Quy định chung &amp; Bảng điểm thưởng</w:t>
       </w:r>
     </w:p>
     <w:p>
@@ -5133,7 +5133,7 @@
           <w:sz w:val="26"/>
           <w:szCs w:val="26"/>
         </w:rPr>
-        <w:t xml:space="preserve">Bảng điểm khen thưởng: Nhập ma trận điểm cho các Giải (Nhất, Nhì, Ba, Khuyến khích) tương ứng với từng Cấp độ (Cấp Trường, Cấp Huyện/TP, Cấp Tỉnh, Cấp Quốc gia).</w:t>
+        <w:t xml:space="preserve">Chuyển sang tab Cấu hình → Điểm thưởng: Nhập ma trận điểm cho các Giải (Nhất, Nhì, Ba, Khuyến khích) tương ứng với từng Cấp độ (Cấp Trường, Cấp Huyện/TP, Cấp Tỉnh, Cấp Quốc gia). Ba danh mục Giải thưởng, Cấp độ và Nhóm hoạt động cũng khai ngay tại tab này.</w:t>
       </w:r>
     </w:p>
     <w:p>
@@ -5687,7 +5687,7 @@
           <w:sz w:val="26"/>
           <w:szCs w:val="26"/>
         </w:rPr>
-        <w:t xml:space="preserve">Ở bảng danh sách lớp đạt giải bên dưới: Bấm "Thêm dòng", chọn Lớp và chọn Giải thưởng (Nhất/Nhì/Ba/Khuyến khích). Số điểm chuẩn (viền xanh) sẽ tự động hiển thị từ ma trận quy định.</w:t>
+        <w:t xml:space="preserve">Ở bảng danh sách lớp đạt giải bên dưới: Bấm "Thêm dòng", chọn Lớp và chọn Giải thưởng (Nhất/Nhì/Ba/Khuyến khích). Số điểm chuẩn (viền xanh) sẽ tự động hiển thị từ ma trận đã khai ở tab Cấu hình → Điểm thưởng.</w:t>
       </w:r>
     </w:p>
     <w:p>
